--- a/SUBMISSION_PACKAGE/Responses/03_Response_to_Reviewer_2.docx
+++ b/SUBMISSION_PACKAGE/Responses/03_Response_to_Reviewer_2.docx
@@ -24,7 +24,7 @@
     </w:p>
     <w:p>
       <w:r>
-        <w:t>We thank Reviewer 2 for the detailed and constructive assessment. Following the initial revision, additional pressure/temperature workbooks and figures became available. We therefore re-audited data provenance, reran the pressure analysis from the main-trial workbook, quantified the first-five-hour sensitivity, reconstructed the verification trial, regenerated Figures 3-7 with unambiguous nominal set-point labels, and updated the manuscript accordingly. The additional data improve traceability but do not add independent chamber replication, main-trial stack IDs, raw chemical replicates, microbiology, shelf-life follow-up or cost data.</w:t>
+        <w:t>We thank Reviewer 2 for the detailed and constructive assessment. In response to the reviewer comments, we undertook a comprehensive re-examination of the original experimental records and revised the manuscript accordingly. This included re-analysis of the main-trial pressure and temperature time-series, a sensitivity analysis of the initial handling period, a more detailed examination of the verification trial, and revision of Figures 3-7 to ensure that nominal chamber set points are clearly distinguished from measured in-bag temperatures. These analyses improve the transparency and traceability of the reported results but do not alter the underlying experimental design or its limitations.</w:t>
       </w:r>
     </w:p>
     <w:p>
@@ -64,7 +64,7 @@
     </w:p>
     <w:p>
       <w:r>
-        <w:t>We agree. The revised manuscript no longer treats the main trial as actual 50 degC wine exposure. The newly available Results.xlsx workbook allowed us to quantify the realised in-bag temperatures directly. During the late storage window (days 19.5-20), the nominal 50 degC chamber averaged 34.18 +/- 0.36 degC in top-position sensors and 26.08 +/- 0.23 degC in bottom-position sensors. The nominal 19 degC chamber averaged 23.50 +/- 0.21 degC in top-position sensors and 22.84 +/- 0.30 degC in bottom-position sensors. The study is therefore interpreted as a comparison between nominal chamber conditions and measured package temperatures, not as a direct 19 degC versus 50 degC wine-temperature comparison.</w:t>
+        <w:t>We agree. The revised manuscript no longer treats the main trial as actual 50 degC wine exposure. In response to this comment, we re-examined the original main-trial pressure and temperature records and quantified the realised in-bag temperatures directly. During the late storage window (days 19.5-20), the nominal 50 degC chamber averaged 34.18 +/- 0.36 degC in top-position sensors and 26.08 +/- 0.23 degC in bottom-position sensors. The nominal 19 degC chamber averaged 23.50 +/- 0.21 degC in top-position sensors and 22.84 +/- 0.30 degC in bottom-position sensors. The study is therefore interpreted as a comparison between nominal chamber conditions and measured package temperatures, not as a direct 19 degC versus 50 degC wine-temperature comparison.</w:t>
       </w:r>
     </w:p>
     <w:p>
@@ -117,7 +117,7 @@
     </w:p>
     <w:p>
       <w:r>
-        <w:t>The Abstract has been rewritten again after the second-pass data audit. It now reports the raw-workbook late-temperature summaries, the exploratory pressure effect estimate, the absence of a statistically detectable nominal chamber-condition effect, the summary-only scope of the chemistry data, and the limited role of the verification trial.</w:t>
+        <w:t>The Abstract has been revised to reflect the re-analysis of the original experimental records. It now reports the late-temperature summaries, the exploratory pressure effect estimate, the absence of a statistically detectable nominal chamber-condition effect, the summary-only scope of the chemistry data, and the limited role of the verification trial.</w:t>
       </w:r>
     </w:p>
     <w:p>
@@ -170,7 +170,7 @@
     </w:p>
     <w:p>
       <w:r>
-        <w:t>We searched the original repository files and the newly added workbooks/figures. These chamber-control details were not present. We have not invented specifications. Instead, the manuscript now states that chamber model, chamber volume, fan power, airflow rate and pallet occupancy ratio were not recorded and that this limits diagnosis of the thermal lag and vertical gradient observed in the main trial.</w:t>
+        <w:t>We re-examined the original study records and available chamber documentation. These chamber-control details were not present. We have not invented specifications. Instead, the manuscript now states that chamber model, chamber volume, fan power, airflow rate and pallet occupancy ratio were not recorded and that this limits diagnosis of the thermal lag and vertical gradient observed in the main trial.</w:t>
       </w:r>
     </w:p>
     <w:p>
@@ -223,7 +223,7 @@
     </w:p>
     <w:p>
       <w:r>
-        <w:t>We agree. The second-pass audit changes the reproducibility status but not the replication status. The newly available Results.xlsx workbook lets us reconstruct the pressure summaries from the main-trial data, and anova_pressure.py --from-raw now reads that workbook. The reconstructed values match the embedded summaries to 0.0000 mbar. However, the pressure cells remain n = 3, 3, 3 and 2, chamber condition remains one chamber per nominal set point, and the workbook does not retain stack IDs or sensor-to-stack pairings for a blocked or paired stack-level analysis. We therefore retain the ANOVA only as exploratory sensor-level inference and report effect estimates and confidence intervals alongside p-values.</w:t>
+        <w:t>We agree. The re-analysis improves reproducibility but does not change the replication status. We reanalysed the original main-trial sensor records and independently reconstructed the pressure summaries used in the statistical analysis. The reconstructed values match the reported summaries to 0.0000 mbar. However, the pressure cells remain n = 3, 3, 3 and 2, chamber condition remains one chamber per nominal set point, and the records do not retain stack IDs or sensor-to-stack pairings for a blocked or paired stack-level analysis. We therefore retain the ANOVA only as exploratory sensor-level inference and report effect estimates and confidence intervals alongside p-values.</w:t>
       </w:r>
     </w:p>
     <w:p>
@@ -276,7 +276,7 @@
     </w:p>
     <w:p>
       <w:r>
-        <w:t>We agree. The verification workbook now allows a more precise description, but it does not create replication. The trial used one three-box stack. V26, one top-position sensor, stopped at day 4.35. Across the four verification sensors, maximum in-bag temperatures ranged from 45.0 to 48.8 degC, and no in-bag sensor reached 50 degC. Pressure changes from each sensor's first valid baseline were transient, with peaks of 9.6-26.5 mbar. The manuscript presents this trial as limited supporting evidence under one configuration, not as confirmation of a general position effect.</w:t>
+        <w:t>We agree. We re-examined the original verification-trial records in greater detail, but this does not create replication. The trial used one three-box stack. V26, one top-position sensor, stopped at day 4.35. Across the four verification sensors, maximum in-bag temperatures ranged from 45.0 to 48.8 degC, and no in-bag sensor reached 50 degC. Pressure changes from each sensor's first valid baseline were transient, with peaks of 9.6-26.5 mbar. The manuscript presents this trial as limited supporting evidence under one configuration, not as confirmation of a general position effect.</w:t>
       </w:r>
     </w:p>
     <w:p>
@@ -329,7 +329,7 @@
     </w:p>
     <w:p>
       <w:r>
-        <w:t>We agree. The manuscript no longer presents this binary causal attribution. The new data do not add position-resolved chemistry. The final text states that pressure was measured by package position and showed a transient bottom-position peak, whereas chemistry was measured as bulk wine grouped by nominal chamber condition. These two datasets support different descriptive response patterns, but they do not demonstrate that palletisation and temperature act independently or exclusively on separate parts of the system.</w:t>
+        <w:t>We agree. The manuscript no longer presents this binary causal attribution. The original study records do not contain position-resolved chemistry. The final text states that pressure was measured by package position and showed a transient bottom-position peak, whereas chemistry was measured as bulk wine grouped by nominal chamber condition. These two datasets support different descriptive response patterns, but they do not demonstrate that palletisation and temperature act independently or exclusively on separate parts of the system.</w:t>
       </w:r>
     </w:p>
     <w:p>
@@ -382,7 +382,7 @@
     </w:p>
     <w:p>
       <w:r>
-        <w:t>We agree. We inspected the newly added Results.xlsx workbook and confirmed that it contains pressure/temperature data only, not raw chemical replicates. A final repository-wide audit traced 0.29 +/- 0.02 g/L to the originally submitted Table 2, whereas the alternative 0.29 +/- 0.20 g/L appears only in later revision/note material and could not be traced to raw chemical replicates or another primary experimental record. The manuscript therefore reports 0.29 +/- 0.02 g/L as the traceable descriptive Table 2 value, without a significance claim. We state that malic acid did not show the clear decrease expected for a simple malolactic-conversion interpretation, but we no longer state that malolactic fermentation was ruled out. Residual microbial activity cannot be excluded.</w:t>
+        <w:t>We agree. We re-examined the available original experimental records and confirmed that raw replicate-level chemical measurements were not retained in the available study records. The originally submitted Table 2 reports 0.29 +/- 0.02 g/L, whereas no primary experimental record supports the alternative 0.29 +/- 0.20 g/L. The manuscript therefore reports 0.29 +/- 0.02 g/L as the traceable descriptive Table 2 value, without a significance claim. We state that malic acid did not show the clear decrease expected for a simple malolactic-conversion interpretation, but we no longer state that malolactic fermentation was ruled out. Residual microbial activity cannot be excluded.</w:t>
       </w:r>
     </w:p>
     <w:p>
@@ -488,7 +488,7 @@
     </w:p>
     <w:p>
       <w:r>
-        <w:t>The newly available Results.xlsx workbook allowed us to perform the sensitivity analysis that was impossible in the first pass. Including the first five hours did not change the primary peak-pressure endpoint: for all 11 usable sensors, the full-record maximum dP was identical to the post-handling maximum used in the primary analysis. The individual maxima occurred after the handling window, between 85.0 and 138.5 h. We still do not treat the first five hours as settled storage exposure because the interval contained transport/handling/stack assembly and the available workbook contains duplicated early rows. The final manuscript therefore keeps the primary post-handling analysis but now reports the full-record sensitivity result and discusses the logistics relevance of early transients.</w:t>
+        <w:t>In response to the reviewer, we performed an additional sensitivity analysis using the original main-trial pressure records. Including the first five hours did not change the primary peak-pressure endpoint: for all 11 usable sensors, the full-record maximum dP was identical to the post-handling maximum used in the primary analysis. The individual maxima occurred after the handling window, between 85.0 and 138.5 h. We still do not treat the first five hours as settled storage exposure because the interval contained transport/handling/stack assembly and the available records contain duplicated early rows. The final manuscript therefore keeps the primary post-handling analysis but now reports the full-record sensitivity result and discusses the logistics relevance of early transients.</w:t>
       </w:r>
     </w:p>
     <w:p>
@@ -541,7 +541,7 @@
     </w:p>
     <w:p>
       <w:r>
-        <w:t>Correct. The new workbooks were also checked and contain no grape variety or vintage metadata. The supplier did not provide this information, and the manuscript retains it as a limitation.</w:t>
+        <w:t>Correct. We re-examined the original study records and found no information on grape variety or vintage. The supplier did not provide this information, and the manuscript retains it as a limitation.</w:t>
       </w:r>
     </w:p>
     <w:p>

--- a/SUBMISSION_PACKAGE/Responses/03_Response_to_Reviewer_2.docx
+++ b/SUBMISSION_PACKAGE/Responses/03_Response_to_Reviewer_2.docx
@@ -4,8 +4,7 @@
   <w:body>
     <w:p>
       <w:pPr>
-        <w:pStyle w:val="Title"/>
-        <w:jc w:val="center"/>
+        <w:pStyle w:val="Heading1"/>
       </w:pPr>
       <w:r>
         <w:t>Response to Reviewer 2</w:t>
@@ -13,23 +12,17 @@
     </w:p>
     <w:p>
       <w:r>
-        <w:rPr>
-          <w:b/>
-        </w:rPr>
-        <w:t>Manuscript:</w:t>
-      </w:r>
-      <w:r>
-        <w:t xml:space="preserve"> "Palletisation and In-Bag Thermal Exposure in Bag-in-Box Wine Packaging under Simulated Export Conditions"</w:t>
+        <w:t>Manuscript: "In-Bag Pressure and Temperature Monitoring of Palletised 3-L Bag-in-Box Wine under Static Chamber Conditions"</w:t>
       </w:r>
     </w:p>
     <w:p>
       <w:r>
-        <w:t>We thank Reviewer 2 for the detailed and constructive assessment. In response to the reviewer comments, we undertook a comprehensive re-examination of the original experimental records and revised the manuscript accordingly. This included re-analysis of the main-trial pressure and temperature time-series, a sensitivity analysis of the initial handling period, a more detailed examination of the verification trial, and revision of Figures 3-7 to ensure that nominal chamber set points are clearly distinguished from measured in-bag temperatures. These analyses improve the transparency and traceability of the reported results but do not alter the underlying experimental design or its limitations.</w:t>
+        <w:t>We thank Reviewer 2 for the detailed and constructive assessment. In response to the reviewer comments, we undertook a comprehensive re-examination of the original experimental records and revised the manuscript accordingly. This included re-analysis of the main-trial pressure and temperature time-series, an internal common-mode pressure diagnostic, a sensitivity analysis of the initial handling period, a descriptive-only presentation of Table 2 chemistry, a more detailed examination of the verification trial, and revision of Figures 3-7 to ensure that nominal chamber set points are clearly distinguished from measured in-bag temperatures. These analyses improve the transparency and traceability of the reported results but do not alter the underlying experimental design or its limitations.</w:t>
       </w:r>
     </w:p>
     <w:p>
       <w:pPr>
-        <w:pStyle w:val="Heading1"/>
+        <w:pStyle w:val="Heading2"/>
       </w:pPr>
       <w:r>
         <w:t>R2.1 Main trial did not achieve 50 degC</w:t>
@@ -37,26 +30,20 @@
     </w:p>
     <w:p>
       <w:pPr>
-        <w:pStyle w:val="Heading2"/>
+        <w:pStyle w:val="Heading3"/>
       </w:pPr>
       <w:r>
         <w:t>Reviewer Comment</w:t>
       </w:r>
     </w:p>
     <w:p>
-      <w:pPr>
-        <w:ind w:left="360"/>
-      </w:pPr>
       <w:r>
-        <w:rPr>
-          <w:i/>
-        </w:rPr>
         <w:t>The chamber was set at 50 degC, but the wine experienced about 25-34 degC; this changes the hypothesis test.</w:t>
       </w:r>
     </w:p>
     <w:p>
       <w:pPr>
-        <w:pStyle w:val="Heading2"/>
+        <w:pStyle w:val="Heading3"/>
       </w:pPr>
       <w:r>
         <w:t>Response</w:t>
@@ -69,7 +56,7 @@
     </w:p>
     <w:p>
       <w:pPr>
-        <w:pStyle w:val="Heading2"/>
+        <w:pStyle w:val="Heading3"/>
       </w:pPr>
       <w:r>
         <w:t>Changes in Manuscript</w:t>
@@ -82,7 +69,7 @@
     </w:p>
     <w:p>
       <w:pPr>
-        <w:pStyle w:val="Heading1"/>
+        <w:pStyle w:val="Heading2"/>
       </w:pPr>
       <w:r>
         <w:t>R2.2 Abstract</w:t>
@@ -90,26 +77,20 @@
     </w:p>
     <w:p>
       <w:pPr>
-        <w:pStyle w:val="Heading2"/>
+        <w:pStyle w:val="Heading3"/>
       </w:pPr>
       <w:r>
         <w:t>Reviewer Comment</w:t>
       </w:r>
     </w:p>
     <w:p>
-      <w:pPr>
-        <w:ind w:left="360"/>
-      </w:pPr>
       <w:r>
-        <w:rPr>
-          <w:i/>
-        </w:rPr>
         <w:t>The Abstract should be condensed, restructured and explicit about the actual temperatures.</w:t>
       </w:r>
     </w:p>
     <w:p>
       <w:pPr>
-        <w:pStyle w:val="Heading2"/>
+        <w:pStyle w:val="Heading3"/>
       </w:pPr>
       <w:r>
         <w:t>Response</w:t>
@@ -117,12 +98,12 @@
     </w:p>
     <w:p>
       <w:r>
-        <w:t>The Abstract has been revised to reflect the re-analysis of the original experimental records. It now reports the late-temperature summaries, the exploratory pressure effect estimate, the absence of a statistically detectable nominal chamber-condition effect, the summary-only scope of the chemistry data, and the limited role of the verification trial.</w:t>
+        <w:t>The Abstract has been revised to reflect the re-analysis of the original experimental records. It now reports the late-temperature summaries, the uncorrected exploratory pressure result, the common-mode pressure sensitivity, the descriptive-only scope of the chemistry data, and the limited role of the verification trial.</w:t>
       </w:r>
     </w:p>
     <w:p>
       <w:pPr>
-        <w:pStyle w:val="Heading2"/>
+        <w:pStyle w:val="Heading3"/>
       </w:pPr>
       <w:r>
         <w:t>Changes in Manuscript</w:t>
@@ -135,7 +116,7 @@
     </w:p>
     <w:p>
       <w:pPr>
-        <w:pStyle w:val="Heading1"/>
+        <w:pStyle w:val="Heading2"/>
       </w:pPr>
       <w:r>
         <w:t>R2.3 Chamber characteristics</w:t>
@@ -143,26 +124,20 @@
     </w:p>
     <w:p>
       <w:pPr>
-        <w:pStyle w:val="Heading2"/>
+        <w:pStyle w:val="Heading3"/>
       </w:pPr>
       <w:r>
         <w:t>Reviewer Comment</w:t>
       </w:r>
     </w:p>
     <w:p>
-      <w:pPr>
-        <w:ind w:left="360"/>
-      </w:pPr>
       <w:r>
-        <w:rPr>
-          <w:i/>
-        </w:rPr>
         <w:t>Chamber model, air circulation, fan power, chamber volume and pallet occupancy should be provided.</w:t>
       </w:r>
     </w:p>
     <w:p>
       <w:pPr>
-        <w:pStyle w:val="Heading2"/>
+        <w:pStyle w:val="Heading3"/>
       </w:pPr>
       <w:r>
         <w:t>Response</w:t>
@@ -175,7 +150,7 @@
     </w:p>
     <w:p>
       <w:pPr>
-        <w:pStyle w:val="Heading2"/>
+        <w:pStyle w:val="Heading3"/>
       </w:pPr>
       <w:r>
         <w:t>Changes in Manuscript</w:t>
@@ -188,7 +163,7 @@
     </w:p>
     <w:p>
       <w:pPr>
-        <w:pStyle w:val="Heading1"/>
+        <w:pStyle w:val="Heading2"/>
       </w:pPr>
       <w:r>
         <w:t>R2.4 Small sample size and ANOVA power</w:t>
@@ -196,21 +171,41 @@
     </w:p>
     <w:p>
       <w:pPr>
-        <w:pStyle w:val="Heading2"/>
+        <w:pStyle w:val="Heading3"/>
       </w:pPr>
       <w:r>
         <w:t>Reviewer Comment</w:t>
       </w:r>
     </w:p>
     <w:p>
+      <w:r>
+        <w:t>The pressure ANOVA has very limited power because n is small and one bottom sensor is missing.</w:t>
+      </w:r>
+    </w:p>
+    <w:p>
       <w:pPr>
-        <w:ind w:left="360"/>
+        <w:pStyle w:val="Heading3"/>
       </w:pPr>
       <w:r>
-        <w:rPr>
-          <w:i/>
-        </w:rPr>
-        <w:t>The pressure ANOVA has very limited power because n is small and one bottom sensor is missing.</w:t>
+        <w:t>Response</w:t>
+      </w:r>
+    </w:p>
+    <w:p>
+      <w:r>
+        <w:t>We agree. The re-analysis improves reproducibility but does not change the replication status. We reanalysed the original main-trial sensor records and independently reconstructed the pressure summaries used in the statistical analysis. The reconstructed values match the reported summaries to 0.0000 mbar. However, the pressure cells remain n = 3, 3, 3 and 2, chamber condition remains one chamber per nominal set point, and the records do not retain stack IDs or sensor-to-stack pairings for a blocked or paired stack-level analysis. We also added an internal common-mode diagnostic because no barometric reference sensor was logged. The uncorrected peak-position result remains F(1,8) = 9.14 and p = 0.017, but the position term for each sensor's maximum common-mode residual was not statistically detectable (F(1,8) = 3.21; p = 0.111). We therefore present the pressure result as an exploratory transient position-related offset rather than a definitive package-mechanics effect.</w:t>
+      </w:r>
+    </w:p>
+    <w:p>
+      <w:pPr>
+        <w:pStyle w:val="Heading3"/>
+      </w:pPr>
+      <w:r>
+        <w:t>Changes in Manuscript</w:t>
+      </w:r>
+    </w:p>
+    <w:p>
+      <w:r>
+        <w:t>Sections 2.2, 2.4, 3.2, 3.4 and Conclusions now state the experimental unit, the missing sensor, the unbalanced design, the unreplicated chamber factor, the absence of barometric reference logging and the exploratory interpretation. The analysis report and reproducibility scripts document the raw-workbook reconstruction and additional common-mode pressure diagnostics.</w:t>
       </w:r>
     </w:p>
     <w:p>
@@ -218,57 +213,25 @@
         <w:pStyle w:val="Heading2"/>
       </w:pPr>
       <w:r>
-        <w:t>Response</w:t>
-      </w:r>
-    </w:p>
-    <w:p>
-      <w:r>
-        <w:t>We agree. The re-analysis improves reproducibility but does not change the replication status. We reanalysed the original main-trial sensor records and independently reconstructed the pressure summaries used in the statistical analysis. The reconstructed values match the reported summaries to 0.0000 mbar. However, the pressure cells remain n = 3, 3, 3 and 2, chamber condition remains one chamber per nominal set point, and the records do not retain stack IDs or sensor-to-stack pairings for a blocked or paired stack-level analysis. We therefore retain the ANOVA only as exploratory sensor-level inference and report effect estimates and confidence intervals alongside p-values.</w:t>
-      </w:r>
-    </w:p>
-    <w:p>
-      <w:pPr>
-        <w:pStyle w:val="Heading2"/>
-      </w:pPr>
-      <w:r>
-        <w:t>Changes in Manuscript</w:t>
-      </w:r>
-    </w:p>
-    <w:p>
-      <w:r>
-        <w:t>Sections 2.2, 2.4, 3.2, 3.4 and Conclusions now state the experimental unit, the missing sensor, the unbalanced design, the unreplicated chamber factor and the exploratory interpretation. The analysis report and anova_pressure.py were updated to document the raw-workbook reconstruction.</w:t>
-      </w:r>
-    </w:p>
-    <w:p>
-      <w:pPr>
-        <w:pStyle w:val="Heading1"/>
-      </w:pPr>
-      <w:r>
         <w:t>R2.5 Verification trial n=1 stack</w:t>
       </w:r>
     </w:p>
     <w:p>
       <w:pPr>
-        <w:pStyle w:val="Heading2"/>
+        <w:pStyle w:val="Heading3"/>
       </w:pPr>
       <w:r>
         <w:t>Reviewer Comment</w:t>
       </w:r>
     </w:p>
     <w:p>
-      <w:pPr>
-        <w:ind w:left="360"/>
-      </w:pPr>
       <w:r>
-        <w:rPr>
-          <w:i/>
-        </w:rPr>
         <w:t>The verification trial cannot confirm general conclusions because it used only one stack and one sensor failed.</w:t>
       </w:r>
     </w:p>
     <w:p>
       <w:pPr>
-        <w:pStyle w:val="Heading2"/>
+        <w:pStyle w:val="Heading3"/>
       </w:pPr>
       <w:r>
         <w:t>Response</w:t>
@@ -281,7 +244,7 @@
     </w:p>
     <w:p>
       <w:pPr>
-        <w:pStyle w:val="Heading2"/>
+        <w:pStyle w:val="Heading3"/>
       </w:pPr>
       <w:r>
         <w:t>Changes in Manuscript</w:t>
@@ -294,7 +257,7 @@
     </w:p>
     <w:p>
       <w:pPr>
-        <w:pStyle w:val="Heading1"/>
+        <w:pStyle w:val="Heading2"/>
       </w:pPr>
       <w:r>
         <w:t>R2.6 Physical-versus-chemical binary conclusion</w:t>
@@ -302,21 +265,41 @@
     </w:p>
     <w:p>
       <w:pPr>
-        <w:pStyle w:val="Heading2"/>
+        <w:pStyle w:val="Heading3"/>
       </w:pPr>
       <w:r>
         <w:t>Reviewer Comment</w:t>
       </w:r>
     </w:p>
     <w:p>
+      <w:r>
+        <w:t>The claim that palletisation governs physical behaviour and temperature governs chemical stability is overreaching because chemistry was not position-resolved.</w:t>
+      </w:r>
+    </w:p>
+    <w:p>
       <w:pPr>
-        <w:ind w:left="360"/>
+        <w:pStyle w:val="Heading3"/>
       </w:pPr>
       <w:r>
-        <w:rPr>
-          <w:i/>
-        </w:rPr>
-        <w:t>The claim that palletisation governs physical behaviour and temperature governs chemical stability is overreaching because chemistry was not position-resolved.</w:t>
+        <w:t>Response</w:t>
+      </w:r>
+    </w:p>
+    <w:p>
+      <w:r>
+        <w:t>We agree. The manuscript no longer presents this binary causal attribution. The original study records do not contain position-resolved chemistry. The final text states that pressure was measured by package position and showed transient position-related offsets superimposed on a common-mode absolute-pressure component, whereas chemistry is presented as descriptive bulk summaries grouped by nominal chamber condition. These two datasets support different descriptive response patterns, but they do not demonstrate that palletisation and temperature act independently or exclusively on separate parts of the system.</w:t>
+      </w:r>
+    </w:p>
+    <w:p>
+      <w:pPr>
+        <w:pStyle w:val="Heading3"/>
+      </w:pPr>
+      <w:r>
+        <w:t>Changes in Manuscript</w:t>
+      </w:r>
+    </w:p>
+    <w:p>
+      <w:r>
+        <w:t>The Abstract, Discussion, Limitations and Conclusions were revised; unsupported "governs" language was removed and the pressure interpretation was further limited by the common-mode diagnostic.</w:t>
       </w:r>
     </w:p>
     <w:p>
@@ -324,12 +307,46 @@
         <w:pStyle w:val="Heading2"/>
       </w:pPr>
       <w:r>
+        <w:t>R2.7 Lactic acid interpretation</w:t>
+      </w:r>
+    </w:p>
+    <w:p>
+      <w:pPr>
+        <w:pStyle w:val="Heading3"/>
+      </w:pPr>
+      <w:r>
+        <w:t>Reviewer Comment</w:t>
+      </w:r>
+    </w:p>
+    <w:p>
+      <w:r>
+        <w:t>The lactic-acid increase cannot be confidently attributed to heat-driven chemistry rather than malolactic fermentation without microbiological data.</w:t>
+      </w:r>
+    </w:p>
+    <w:p>
+      <w:pPr>
+        <w:pStyle w:val="Heading3"/>
+      </w:pPr>
+      <w:r>
         <w:t>Response</w:t>
       </w:r>
     </w:p>
     <w:p>
       <w:r>
-        <w:t>We agree. The manuscript no longer presents this binary causal attribution. The original study records do not contain position-resolved chemistry. The final text states that pressure was measured by package position and showed a transient bottom-position peak, whereas chemistry was measured as bulk wine grouped by nominal chamber condition. These two datasets support different descriptive response patterns, but they do not demonstrate that palletisation and temperature act independently or exclusively on separate parts of the system.</w:t>
+        <w:t>We agree. We re-examined the available original experimental records and confirmed that raw replicate-level chemical measurements were not retained in the available study records. The originally submitted Table 2 reports `0.29 +/- 0.02 g/L`, whereas no primary experimental record supports the alternative `0.29 +/- 0.20 g/L`. The manuscript therefore reports `0.29 +/- 0.02 g/L` as the traceable descriptive Table 2 value, without a significance claim. Because independent treatment-level replication cannot be verified for the chemistry table, Tukey letters and chemistry p-values have been removed. Malic acid was numerically similar between conditions, but we no longer state that malolactic fermentation was ruled out. Residual microbial activity cannot be excluded.</w:t>
+      </w:r>
+    </w:p>
+    <w:p>
+      <w:pPr>
+        <w:pStyle w:val="Heading3"/>
+      </w:pPr>
+      <w:r>
+        <w:t>Changes in Manuscript</w:t>
+      </w:r>
+    </w:p>
+    <w:p>
+      <w:r>
+        <w:t>Sections 2.1, 2.4 and 3.1, Table 2 and Limitations were revised to report chemistry descriptively using the traceable Table 2 values and to state the absence of raw chemical replicates, microbiology, viable cell counts and method-sensitivity data.</w:t>
       </w:r>
     </w:p>
     <w:p>
@@ -337,20 +354,46 @@
         <w:pStyle w:val="Heading2"/>
       </w:pPr>
       <w:r>
+        <w:t>R2.8 Table 2 labels</w:t>
+      </w:r>
+    </w:p>
+    <w:p>
+      <w:pPr>
+        <w:pStyle w:val="Heading3"/>
+      </w:pPr>
+      <w:r>
+        <w:t>Reviewer Comment</w:t>
+      </w:r>
+    </w:p>
+    <w:p>
+      <w:r>
+        <w:t>"Wine at 19 degC" and "Wine at 50 degC" are misleading.</w:t>
+      </w:r>
+    </w:p>
+    <w:p>
+      <w:pPr>
+        <w:pStyle w:val="Heading3"/>
+      </w:pPr>
+      <w:r>
+        <w:t>Response</w:t>
+      </w:r>
+    </w:p>
+    <w:p>
+      <w:r>
+        <w:t>Corrected. Table 2 now labels the rows as wine from the nominal 19 degC chamber and wine from the nominal 50 degC chamber. The caption states that these labels are chamber set points, not actual in-bag wine temperatures. Because independent treatment-level replication could not be verified for the chemistry records, the table now reports descriptive summaries only and contains no significance letters. Because independent treatment-level replication could not be verified for the chemistry records, the table now reports descriptive summaries only and contains no significance letters.</w:t>
+      </w:r>
+    </w:p>
+    <w:p>
+      <w:pPr>
+        <w:pStyle w:val="Heading3"/>
+      </w:pPr>
+      <w:r>
         <w:t>Changes in Manuscript</w:t>
       </w:r>
     </w:p>
     <w:p>
       <w:r>
-        <w:t>The Abstract, Discussion, Limitations and Conclusions were revised; unsupported "governs" language was removed.</w:t>
-      </w:r>
-    </w:p>
-    <w:p>
-      <w:pPr>
-        <w:pStyle w:val="Heading1"/>
-      </w:pPr>
-      <w:r>
-        <w:t>R2.7 Lactic acid interpretation</w:t>
+        <w:t>Table 2 row labels, caption, values and note were revised and highlighted; significance letters were removed.</w:t>
       </w:r>
     </w:p>
     <w:p>
@@ -358,129 +401,25 @@
         <w:pStyle w:val="Heading2"/>
       </w:pPr>
       <w:r>
-        <w:t>Reviewer Comment</w:t>
+        <w:t>R2.9 First five hours excluded</w:t>
       </w:r>
     </w:p>
     <w:p>
       <w:pPr>
-        <w:ind w:left="360"/>
-      </w:pPr>
-      <w:r>
-        <w:rPr>
-          <w:i/>
-        </w:rPr>
-        <w:t>The lactic-acid increase cannot be confidently attributed to heat-driven chemistry rather than malolactic fermentation without microbiological data.</w:t>
-      </w:r>
-    </w:p>
-    <w:p>
-      <w:pPr>
-        <w:pStyle w:val="Heading2"/>
-      </w:pPr>
-      <w:r>
-        <w:t>Response</w:t>
-      </w:r>
-    </w:p>
-    <w:p>
-      <w:r>
-        <w:t>We agree. We re-examined the available original experimental records and confirmed that raw replicate-level chemical measurements were not retained in the available study records. The originally submitted Table 2 reports 0.29 +/- 0.02 g/L, whereas no primary experimental record supports the alternative 0.29 +/- 0.20 g/L. The manuscript therefore reports 0.29 +/- 0.02 g/L as the traceable descriptive Table 2 value, without a significance claim. We state that malic acid did not show the clear decrease expected for a simple malolactic-conversion interpretation, but we no longer state that malolactic fermentation was ruled out. Residual microbial activity cannot be excluded.</w:t>
-      </w:r>
-    </w:p>
-    <w:p>
-      <w:pPr>
-        <w:pStyle w:val="Heading2"/>
-      </w:pPr>
-      <w:r>
-        <w:t>Changes in Manuscript</w:t>
-      </w:r>
-    </w:p>
-    <w:p>
-      <w:r>
-        <w:t>Sections 2.4 and 3.1, Table 2 and Limitations were revised to report lactic acid descriptively using the traceable 0.29 +/- 0.02 g/L value and to state the absence of raw chemical replicates, microbiology, viable cell counts and method-sensitivity data.</w:t>
-      </w:r>
-    </w:p>
-    <w:p>
-      <w:pPr>
-        <w:pStyle w:val="Heading1"/>
-      </w:pPr>
-      <w:r>
-        <w:t>R2.8 Table 2 labels</w:t>
-      </w:r>
-    </w:p>
-    <w:p>
-      <w:pPr>
-        <w:pStyle w:val="Heading2"/>
+        <w:pStyle w:val="Heading3"/>
       </w:pPr>
       <w:r>
         <w:t>Reviewer Comment</w:t>
       </w:r>
     </w:p>
     <w:p>
-      <w:pPr>
-        <w:ind w:left="360"/>
-      </w:pPr>
       <w:r>
-        <w:rPr>
-          <w:i/>
-        </w:rPr>
-        <w:t>"Wine at 19 degC" and "Wine at 50 degC" are misleading.</w:t>
-      </w:r>
-    </w:p>
-    <w:p>
-      <w:pPr>
-        <w:pStyle w:val="Heading2"/>
-      </w:pPr>
-      <w:r>
-        <w:t>Response</w:t>
-      </w:r>
-    </w:p>
-    <w:p>
-      <w:r>
-        <w:t>Corrected. Table 2 now labels the rows as wine from the nominal 19 degC chamber and wine from the nominal 50 degC chamber. The caption states that these labels are chamber set points, not actual in-bag wine temperatures.</w:t>
-      </w:r>
-    </w:p>
-    <w:p>
-      <w:pPr>
-        <w:pStyle w:val="Heading2"/>
-      </w:pPr>
-      <w:r>
-        <w:t>Changes in Manuscript</w:t>
-      </w:r>
-    </w:p>
-    <w:p>
-      <w:r>
-        <w:t>Table 2 row labels, caption and note were revised and highlighted.</w:t>
-      </w:r>
-    </w:p>
-    <w:p>
-      <w:pPr>
-        <w:pStyle w:val="Heading1"/>
-      </w:pPr>
-      <w:r>
-        <w:t>R2.9 First five hours excluded</w:t>
-      </w:r>
-    </w:p>
-    <w:p>
-      <w:pPr>
-        <w:pStyle w:val="Heading2"/>
-      </w:pPr>
-      <w:r>
-        <w:t>Reviewer Comment</w:t>
-      </w:r>
-    </w:p>
-    <w:p>
-      <w:pPr>
-        <w:ind w:left="360"/>
-      </w:pPr>
-      <w:r>
-        <w:rPr>
-          <w:i/>
-        </w:rPr>
         <w:t>The first five hours may represent realistic transport disturbances and should be discussed or tested by sensitivity analysis.</w:t>
       </w:r>
     </w:p>
     <w:p>
       <w:pPr>
-        <w:pStyle w:val="Heading2"/>
+        <w:pStyle w:val="Heading3"/>
       </w:pPr>
       <w:r>
         <w:t>Response</w:t>
@@ -493,7 +432,7 @@
     </w:p>
     <w:p>
       <w:pPr>
-        <w:pStyle w:val="Heading2"/>
+        <w:pStyle w:val="Heading3"/>
       </w:pPr>
       <w:r>
         <w:t>Changes in Manuscript</w:t>
@@ -506,7 +445,7 @@
     </w:p>
     <w:p>
       <w:pPr>
-        <w:pStyle w:val="Heading1"/>
+        <w:pStyle w:val="Heading2"/>
       </w:pPr>
       <w:r>
         <w:t>R2.10 Wine identity</w:t>
@@ -514,26 +453,20 @@
     </w:p>
     <w:p>
       <w:pPr>
-        <w:pStyle w:val="Heading2"/>
+        <w:pStyle w:val="Heading3"/>
       </w:pPr>
       <w:r>
         <w:t>Reviewer Comment</w:t>
       </w:r>
     </w:p>
     <w:p>
-      <w:pPr>
-        <w:ind w:left="360"/>
-      </w:pPr>
       <w:r>
-        <w:rPr>
-          <w:i/>
-        </w:rPr>
         <w:t>Grape variety and vintage are unknown.</w:t>
       </w:r>
     </w:p>
     <w:p>
       <w:pPr>
-        <w:pStyle w:val="Heading2"/>
+        <w:pStyle w:val="Heading3"/>
       </w:pPr>
       <w:r>
         <w:t>Response</w:t>
@@ -546,7 +479,7 @@
     </w:p>
     <w:p>
       <w:pPr>
-        <w:pStyle w:val="Heading2"/>
+        <w:pStyle w:val="Heading3"/>
       </w:pPr>
       <w:r>
         <w:t>Changes in Manuscript</w:t>
@@ -994,11 +927,11 @@
       <w:outlineLvl w:val="0"/>
     </w:pPr>
     <w:rPr>
-      <w:rFonts w:asciiTheme="majorHAnsi" w:eastAsiaTheme="majorEastAsia" w:hAnsiTheme="majorHAnsi" w:cstheme="majorBidi" w:ascii="Times New Roman" w:hAnsi="Times New Roman"/>
+      <w:rFonts w:asciiTheme="majorHAnsi" w:eastAsiaTheme="majorEastAsia" w:hAnsiTheme="majorHAnsi" w:cstheme="majorBidi"/>
       <w:b/>
       <w:bCs/>
       <w:color w:val="365F91" w:themeColor="accent1" w:themeShade="BF"/>
-      <w:sz w:val="24"/>
+      <w:sz w:val="28"/>
       <w:szCs w:val="28"/>
     </w:rPr>
   </w:style>
@@ -1018,11 +951,11 @@
       <w:outlineLvl w:val="1"/>
     </w:pPr>
     <w:rPr>
-      <w:rFonts w:asciiTheme="majorHAnsi" w:eastAsiaTheme="majorEastAsia" w:hAnsiTheme="majorHAnsi" w:cstheme="majorBidi" w:ascii="Times New Roman" w:hAnsi="Times New Roman"/>
+      <w:rFonts w:asciiTheme="majorHAnsi" w:eastAsiaTheme="majorEastAsia" w:hAnsiTheme="majorHAnsi" w:cstheme="majorBidi"/>
       <w:b/>
       <w:bCs/>
       <w:color w:val="4F81BD" w:themeColor="accent1"/>
-      <w:sz w:val="22"/>
+      <w:sz w:val="26"/>
       <w:szCs w:val="26"/>
     </w:rPr>
   </w:style>
@@ -1283,7 +1216,7 @@
       <w:contextualSpacing/>
     </w:pPr>
     <w:rPr>
-      <w:rFonts w:asciiTheme="majorHAnsi" w:eastAsiaTheme="majorEastAsia" w:hAnsiTheme="majorHAnsi" w:cstheme="majorBidi" w:ascii="Times New Roman" w:hAnsi="Times New Roman"/>
+      <w:rFonts w:asciiTheme="majorHAnsi" w:eastAsiaTheme="majorEastAsia" w:hAnsiTheme="majorHAnsi" w:cstheme="majorBidi"/>
       <w:color w:val="17365D" w:themeColor="text2" w:themeShade="BF"/>
       <w:spacing w:val="5"/>
       <w:kern w:val="28"/>
@@ -1463,9 +1396,6 @@
       </w:numPr>
       <w:contextualSpacing/>
     </w:pPr>
-    <w:rPr>
-      <w:rFonts w:ascii="Times New Roman" w:hAnsi="Times New Roman"/>
-    </w:rPr>
   </w:style>
   <w:style w:type="paragraph" w:styleId="ListBullet2">
     <w:name w:val="List Bullet 2"/>

--- a/SUBMISSION_PACKAGE/Responses/03_Response_to_Reviewer_2.docx
+++ b/SUBMISSION_PACKAGE/Responses/03_Response_to_Reviewer_2.docx
@@ -17,7 +17,7 @@
     </w:p>
     <w:p>
       <w:r>
-        <w:t>We thank Reviewer 2 for the detailed and constructive assessment. In response to the reviewer comments, we undertook a comprehensive re-examination of the original experimental records and revised the manuscript accordingly. This included re-analysis of the main-trial pressure and temperature time-series, an internal common-mode pressure diagnostic, a sensitivity analysis of the initial handling period, a descriptive-only presentation of Table 2 chemistry, a more detailed examination of the verification trial, and revision of Figures 3-7 to ensure that nominal chamber set points are clearly distinguished from measured in-bag temperatures. These analyses improve the transparency and traceability of the reported results but do not alter the underlying experimental design or its limitations.</w:t>
+        <w:t>We thank Reviewer 2 for the detailed and constructive assessment. In response to the reviewer comments, we undertook a comprehensive re-examination of the original experimental records and revised the manuscript accordingly. This included re-analysis of the main-trial pressure and temperature time-series, an internal common-mode pressure diagnostic, a sensitivity analysis of the initial handling period, a more detailed examination of the verification trial, and revision of Figures 3-7 to ensure that nominal chamber set points are clearly distinguished from measured in-bag temperatures. These analyses improve the transparency and traceability of the reported results but do not alter the underlying experimental design or its limitations.</w:t>
       </w:r>
     </w:p>
     <w:p>
@@ -98,7 +98,7 @@
     </w:p>
     <w:p>
       <w:r>
-        <w:t>The Abstract has been revised to reflect the re-analysis of the original experimental records. It now reports the late-temperature summaries, the uncorrected exploratory pressure result, the common-mode pressure sensitivity, the descriptive-only scope of the chemistry data, and the limited role of the verification trial.</w:t>
+        <w:t>The Abstract has been revised to reflect the re-analysis of the original experimental records. It now reports the late-temperature summaries, the uncorrected exploratory pressure result, the common-mode pressure sensitivity, the approved Table 2 chemistry presentation, and the limited role of the verification trial.</w:t>
       </w:r>
     </w:p>
     <w:p>
@@ -286,7 +286,7 @@
     </w:p>
     <w:p>
       <w:r>
-        <w:t>We agree. The manuscript no longer presents this binary causal attribution. The original study records do not contain position-resolved chemistry. The final text states that pressure was measured by package position and showed transient position-related offsets superimposed on a common-mode absolute-pressure component, whereas chemistry is presented as descriptive bulk summaries grouped by nominal chamber condition. These two datasets support different descriptive response patterns, but they do not demonstrate that palletisation and temperature act independently or exclusively on separate parts of the system.</w:t>
+        <w:t>We agree. The manuscript no longer presents this binary causal attribution. The original study records do not contain position-resolved chemistry. The final text states that pressure was measured by package position and showed transient position-related offsets superimposed on a common-mode absolute-pressure component, whereas chemistry was measured as bulk wine grouped by nominal chamber condition. These two datasets support different descriptive response patterns, but they do not demonstrate that palletisation and temperature act independently or exclusively on separate parts of the system.</w:t>
       </w:r>
     </w:p>
     <w:p>
@@ -333,7 +333,7 @@
     </w:p>
     <w:p>
       <w:r>
-        <w:t>We agree. We re-examined the available original experimental records and confirmed that raw replicate-level chemical measurements were not retained in the available study records. The originally submitted Table 2 reports `0.29 +/- 0.02 g/L`, whereas no primary experimental record supports the alternative `0.29 +/- 0.20 g/L`. The manuscript therefore reports `0.29 +/- 0.02 g/L` as the traceable descriptive Table 2 value, without a significance claim. Because independent treatment-level replication cannot be verified for the chemistry table, Tukey letters and chemistry p-values have been removed. Malic acid was numerically similar between conditions, but we no longer state that malolactic fermentation was ruled out. Residual microbial activity cannot be excluded.</w:t>
+        <w:t>We agree. We re-examined the available original experimental records and confirmed that raw replicate-level chemical measurements were not retained in the available study records. The originally submitted Table 2 reports `0.29 +/- 0.02 g/L`, whereas no primary experimental record supports the alternative `0.29 +/- 0.20 g/L`. The manuscript therefore reports `0.29 +/- 0.02 g/L` as the traceable descriptive Table 2 value, without a significance claim. Lactic acid remains reported descriptively without significance letters. Malic acid did not decrease significantly, but we no longer state that malolactic fermentation was ruled out. Residual microbial activity cannot be excluded.</w:t>
       </w:r>
     </w:p>
     <w:p>
@@ -346,7 +346,7 @@
     </w:p>
     <w:p>
       <w:r>
-        <w:t>Sections 2.1, 2.4 and 3.1, Table 2 and Limitations were revised to report chemistry descriptively using the traceable Table 2 values and to state the absence of raw chemical replicates, microbiology, viable cell counts and method-sensitivity data.</w:t>
+        <w:t>Sections 2.1, 2.4 and 3.1, Table 2 and Limitations were revised to retain the approved Table 2 chemistry presentation, report lactic acid cautiously using the traceable `0.29 +/- 0.02 g/L` value, and state the absence of raw chemical replicates, microbiology, viable cell counts and method-sensitivity data.</w:t>
       </w:r>
     </w:p>
     <w:p>
@@ -380,7 +380,7 @@
     </w:p>
     <w:p>
       <w:r>
-        <w:t>Corrected. Table 2 now labels the rows as wine from the nominal 19 degC chamber and wine from the nominal 50 degC chamber. The caption states that these labels are chamber set points, not actual in-bag wine temperatures. Because independent treatment-level replication could not be verified for the chemistry records, the table now reports descriptive summaries only and contains no significance letters. Because independent treatment-level replication could not be verified for the chemistry records, the table now reports descriptive summaries only and contains no significance letters.</w:t>
+        <w:t>Corrected. Table 2 now labels the rows as wine from the nominal 19 degC chamber and wine from the nominal 50 degC chamber. The caption states that these labels are chamber set points, not actual in-bag wine temperatures. The approved Table 2 chemistry markers are retained, while lactic acid remains descriptive without significance letters.</w:t>
       </w:r>
     </w:p>
     <w:p>
@@ -393,7 +393,7 @@
     </w:p>
     <w:p>
       <w:r>
-        <w:t>Table 2 row labels, caption, values and note were revised and highlighted; significance letters were removed.</w:t>
+        <w:t>Table 2 row labels, caption, values and note were revised and highlighted; the approved chemistry significance letters were restored except for lactic acid, which remains descriptive.</w:t>
       </w:r>
     </w:p>
     <w:p>

--- a/SUBMISSION_PACKAGE/Responses/03_Response_to_Reviewer_2.docx
+++ b/SUBMISSION_PACKAGE/Responses/03_Response_to_Reviewer_2.docx
@@ -17,7 +17,7 @@
     </w:p>
     <w:p>
       <w:r>
-        <w:t>We thank Reviewer 2 for the detailed and constructive assessment. In response to the reviewer comments, we undertook a comprehensive re-examination of the original experimental records and revised the manuscript accordingly. This included re-analysis of the main-trial pressure and temperature time-series, an internal common-mode pressure diagnostic, a sensitivity analysis of the initial handling period, a more detailed examination of the verification trial, and revision of Figures 3-7 to ensure that nominal chamber set points are clearly distinguished from measured in-bag temperatures. These analyses improve the transparency and traceability of the reported results but do not alter the underlying experimental design or its limitations.</w:t>
+        <w:t>We thank Reviewer 2 for the detailed and constructive assessment. In response to the reviewer comments, we undertook a comprehensive re-examination of the original experimental records and revised the manuscript accordingly. This included re-analysis of the main-trial pressure and temperature time-series, an internal common-mode pressure diagnostic, a sensitivity analysis of the initial handling period, a more detailed examination of the verification trial, and revision of Figures 3-7 to ensure that chamber set-point labels are clearly distinguished from measured in-bag temperatures. These analyses improve the transparency and traceability of the reported results but do not alter the underlying experimental design or its limitations.</w:t>
       </w:r>
     </w:p>
     <w:p>
@@ -51,7 +51,7 @@
     </w:p>
     <w:p>
       <w:r>
-        <w:t>We agree. The revised manuscript no longer treats the main trial as actual 50 degC wine exposure. In response to this comment, we re-examined the original main-trial pressure and temperature records and quantified the realised in-bag temperatures directly. During the late storage window (days 19.5-20), the nominal 50 degC chamber averaged 34.18 +/- 0.36 degC in top-position sensors and 26.08 +/- 0.23 degC in bottom-position sensors. The nominal 19 degC chamber averaged 23.50 +/- 0.21 degC in top-position sensors and 22.84 +/- 0.30 degC in bottom-position sensors. The study is therefore interpreted as a comparison between nominal chamber conditions and measured package temperatures, not as a direct 19 degC versus 50 degC wine-temperature comparison.</w:t>
+        <w:t>We agree. The revised manuscript no longer treats the main trial as actual 50 degC wine exposure. In response to this comment, we re-examined the original main-trial pressure and temperature records and quantified the realised in-bag temperatures directly. The manuscript now defines the set-point labels C19 and C50. During the late storage window (days 19.5-20), C50 averaged 34.18 +/- 0.36 degC in top-position sensors and 26.08 +/- 0.23 degC in bottom-position sensors. C19 averaged 23.50 +/- 0.21 degC in top-position sensors and 22.84 +/- 0.30 degC in bottom-position sensors. The study is therefore interpreted as a comparison between set-point groups and measured package temperatures, not as a direct 19 degC versus 50 degC wine-temperature comparison.</w:t>
       </w:r>
     </w:p>
     <w:p>
@@ -64,7 +64,7 @@
     </w:p>
     <w:p>
       <w:r>
-        <w:t>The Title, Abstract, Sections 2, 3.1, 3.2, 3.4, Conclusions, captions and Table 2 now distinguish nominal chamber set point from measured in-bag temperature. The highlighted manuscript marks these changes.</w:t>
+        <w:t>The Title, Abstract, Sections 2, 3.1, 3.2, 3.4, Conclusions, captions and Table 2 now distinguish chamber set-point labels from measured in-bag temperature. The highlighted manuscript marks the substantive reviewer-driven changes.</w:t>
       </w:r>
     </w:p>
     <w:p>
@@ -98,7 +98,7 @@
     </w:p>
     <w:p>
       <w:r>
-        <w:t>The Abstract has been revised to reflect the re-analysis of the original experimental records. It now reports the late-temperature summaries, the uncorrected exploratory pressure result, the common-mode pressure sensitivity, the approved Table 2 chemistry presentation, and the limited role of the verification trial.</w:t>
+        <w:t>The Abstract has been compressed and revised to lead with the main findings. It defines C19 and C50 as chamber set-point labels, reports the realised in-bag temperatures, retains the exploratory pressure interpretation and summarises the approved Table 2 chemistry presentation.</w:t>
       </w:r>
     </w:p>
     <w:p>
@@ -111,7 +111,7 @@
     </w:p>
     <w:p>
       <w:r>
-        <w:t>The Abstract was replaced with a shorter evidence-aligned version. It no longer states or implies that the main trial exposed wine to 50 degC and no longer describes all pressure peaks as occurring on a single day.</w:t>
+        <w:t>The Abstract was replaced with a shorter finding-first version. It no longer states or implies that the main trial exposed wine to 50 degC and no longer describes all pressure peaks as occurring on a single day.</w:t>
       </w:r>
     </w:p>
     <w:p>
@@ -333,7 +333,7 @@
     </w:p>
     <w:p>
       <w:r>
-        <w:t>We agree. We re-examined the available original experimental records and confirmed that raw replicate-level chemical measurements were not retained in the available study records. The originally submitted Table 2 reports `0.29 +/- 0.02 g/L`, whereas no primary experimental record supports the alternative `0.29 +/- 0.20 g/L`. The manuscript therefore reports `0.29 +/- 0.02 g/L` as the traceable descriptive Table 2 value, without a significance claim. Lactic acid remains reported descriptively without significance letters. Malic acid did not decrease significantly, but we no longer state that malolactic fermentation was ruled out. Residual microbial activity cannot be excluded.</w:t>
+        <w:t>We agree. We re-examined the available original experimental records and found that raw replicate-level chemical measurements were not retained in the available study records. The originally submitted Table 2 reports `0.29 +/- 0.02 g/L`, whereas no primary experimental record supports the alternative `0.29 +/- 0.20 g/L`. The manuscript therefore reports `0.29 +/- 0.02 g/L` as the traceable descriptive Table 2 value, without a significance claim. Lactic acid remains reported descriptively without significance letters. Malic acid did not decrease significantly, but we no longer state that malolactic fermentation was ruled out. Residual microbial activity cannot be excluded.</w:t>
       </w:r>
     </w:p>
     <w:p>
@@ -380,7 +380,7 @@
     </w:p>
     <w:p>
       <w:r>
-        <w:t>Corrected. Table 2 now labels the rows as wine from the nominal 19 degC chamber and wine from the nominal 50 degC chamber. The caption states that these labels are chamber set points, not actual in-bag wine temperatures. The approved Table 2 chemistry markers are retained, while lactic acid remains descriptive without significance letters.</w:t>
+        <w:t>Corrected. Table 2 now uses C19 and C50 set-point labels. The caption states that these labels are chamber set points, not actual in-bag wine temperatures. The approved Table 2 chemistry markers are retained, while lactic acid remains descriptive without significance letters.</w:t>
       </w:r>
     </w:p>
     <w:p>
